--- a/docs/qacrs/form_drafts/IBDAA_2027_FORM_ACRS_FINAL.docx
+++ b/docs/qacrs/form_drafts/IBDAA_2027_FORM_ACRS_FINAL.docx
@@ -2119,7 +2119,7 @@
                 <w:color w:val="FFFFFF"/>
                 <w:sz w:val="23"/>
               </w:rPr>
-              <w:t>100 – 300 words</w:t>
+              <w:t>80 – 400 words</w:t>
             </w:r>
             <w:r>
               <w:rPr>

--- a/docs/qacrs/form_drafts/IBDAA_2027_FORM_ACRS_FINAL.docx
+++ b/docs/qacrs/form_drafts/IBDAA_2027_FORM_ACRS_FINAL.docx
@@ -308,7 +308,7 @@
                 <w:szCs w:val="22"/>
                 <w:rtl/>
               </w:rPr>
-              <w:t xml:space="preserve">: احتواء الهجمات السيبرانية في الأنظمة بأقل إجراء كافٍ وآمن، مع تحقق على حاسوب كمّي</w:t>
+              <w:t xml:space="preserve"> (نظام الاستجابة الآلية للاختراق): احتواء الهجمات السيبرانية في الأنظمة بأقل إجراء كافٍ وآمن، مع تحقق على حاسوب كمّي</w:t>
             </w:r>
           </w:p>
         </w:tc>
@@ -389,7 +389,7 @@
                 <w:sz w:val="22"/>
                 <w:szCs w:val="22"/>
               </w:rPr>
-              <w:t xml:space="preserve">ACRS: Safety-Gated Minimum-Action Containment of Cyberattacks in Networked Systems, Validated on Quantum Hardware</w:t>
+              <w:t xml:space="preserve">ACRS (Automated Compromise Response System): Safety-Gated Minimum-Action Cyberattack Containment, Validated on Quantum Hardware</w:t>
             </w:r>
           </w:p>
         </w:tc>
